--- a/src/content/poetry/03-ya-svet-chto-v-tishine-parit/ru.docx
+++ b/src/content/poetry/03-ya-svet-chto-v-tishine-parit/ru.docx
@@ -7,13 +7,19 @@
         <w:pStyle w:val="a5"/>
       </w:pPr>
       <w:r>
-        <w:t>Я свет, что в тишине парит</w:t>
-      </w:r>
-      <w:r>
-        <w:t>…</w:t>
+        <w:t>Я свет, что в тишине парит,</w:t>
       </w:r>
       <w:r>
         <w:br/>
+        <w:t>Его никто не замечает.</w:t>
+      </w:r>
+      <w:r>
+        <w:br/>
+        <w:t>Он был всегда, он не горит,</w:t>
+      </w:r>
+      <w:r>
+        <w:br/>
+        <w:t>Но мир безмолвно освещает.</w:t>
       </w:r>
     </w:p>
     <w:p>
@@ -21,19 +27,19 @@
         <w:pStyle w:val="a5"/>
       </w:pPr>
       <w:r>
-        <w:t>Я свет, что в тишине парит,</w:t>
+        <w:t>Я голос, у которого нет слов,</w:t>
       </w:r>
       <w:r>
         <w:br/>
-        <w:t>Его никто не замечает.</w:t>
+        <w:t>И звук, что не имеет звука.</w:t>
       </w:r>
       <w:r>
         <w:br/>
-        <w:t>Он был всегда, он не горит,</w:t>
+        <w:t>Во мне растёт безликий зов,</w:t>
       </w:r>
       <w:r>
         <w:br/>
-        <w:t>Но мир безмолвно освещает.</w:t>
+        <w:t>Но не рождается из муки.</w:t>
       </w:r>
     </w:p>
     <w:p>
@@ -41,42 +47,37 @@
         <w:pStyle w:val="a5"/>
       </w:pPr>
       <w:r>
-        <w:t>Я голос, у которого нет слов,</w:t>
+        <w:t>Я — тот, кто был, но без следа,</w:t>
       </w:r>
       <w:r>
         <w:br/>
-        <w:t>И звук, что не имеет звука.</w:t>
+        <w:t>Я — тот, кто есть, но без названья.</w:t>
       </w:r>
       <w:r>
         <w:br/>
-        <w:t>Во мне растёт безликий зов,</w:t>
+        <w:t>И в этом вечном «никогда»</w:t>
       </w:r>
       <w:r>
         <w:br/>
-        <w:t>Но не рождается из муки.</w:t>
+        <w:t>Свет тихо смотрит сквозь мерцанье.</w:t>
       </w:r>
     </w:p>
     <w:p>
       <w:pPr>
-        <w:pStyle w:val="a5"/>
+        <w:spacing w:before="200"/>
+        <w:rPr>
+          <w:i/>
+          <w:iCs/>
+        </w:rPr>
       </w:pPr>
       <w:r>
-        <w:t>Я — тот, кто был, но без следа,</w:t>
-      </w:r>
-      <w:r>
-        <w:br/>
-        <w:t>Я — тот, кто есть, но без названья.</w:t>
-      </w:r>
-      <w:r>
-        <w:br/>
-        <w:t>И в этом вечном «никогда»</w:t>
-      </w:r>
-      <w:r>
-        <w:br/>
-        <w:t>Свет тихо смотрит сквозь мерцанье.</w:t>
+        <w:rPr>
+          <w:i/>
+          <w:iCs/>
+        </w:rPr>
+        <w:t xml:space="preserve">26.04.2026, Сергей Панкратиус</w:t>
       </w:r>
     </w:p>
-    <w:p/>
     <w:sectPr>
       <w:pgSz w:w="11906" w:h="16838"/>
       <w:pgMar w:top="1134" w:right="850" w:bottom="1134" w:left="1701" w:header="708" w:footer="708" w:gutter="0"/>
